--- a/Vulkan Lab Book 4.docx
+++ b/Vulkan Lab Book 4.docx
@@ -1321,33 +1321,27 @@
         <w:t xml:space="preserve">Reflection: </w:t>
       </w:r>
       <w:r>
-        <w:t xml:space="preserve">Moving specular to the fragment stage produces sharper and more accurate highlights because the non-linear specular term is evaluated per pixel instead of being linearly interpolated from vertices. However, this improvement is only visible if your mesh supplies correct normals and your UBO values reflect your camera and light configuration; zero or incorrect normals will smear or eliminate highlights, and a mismatched </w:t>
-      </w:r>
-      <w:r>
-        <w:rPr>
-          <w:u w:val="single"/>
-        </w:rPr>
-        <w:t>eyePos</w:t>
-      </w:r>
-      <w:r>
-        <w:t xml:space="preserve"> and </w:t>
-      </w:r>
-      <w:r>
-        <w:rPr>
-          <w:u w:val="single"/>
-        </w:rPr>
-        <w:t>view</w:t>
-      </w:r>
-      <w:r>
-        <w:t xml:space="preserve"> matrix will misalign reflections.</w:t>
+        <w:rPr>
+          <w:b/>
+          <w:bCs/>
+        </w:rPr>
+        <w:t>T</w:t>
+      </w:r>
+      <w:r>
+        <w:t>his exercise introduced multiple light sources and material properties, showing how lighting equations are additive and modular.</w:t>
+      </w:r>
+      <w:r>
+        <w:br/>
+        <w:t>By separating light and material data, it becomes easy to extend scenes for realism.</w:t>
+      </w:r>
+      <w:r>
+        <w:br/>
+        <w:t>Animating a light by rotation adds dynamism and demonstrates how specular highlights react to light movement in real time.</w:t>
       </w:r>
     </w:p>
     <w:p>
       <w:pPr>
         <w:pStyle w:val="FirstParagraph"/>
-        <w:rPr>
-          <w:noProof/>
-        </w:rPr>
       </w:pPr>
       <w:r>
         <w:t xml:space="preserve"> </w:t>
@@ -1356,16 +1350,72 @@
     <w:p>
       <w:pPr>
         <w:pStyle w:val="BodyText"/>
-      </w:pPr>
-      <w:r>
-        <w:rPr>
-          <w:noProof/>
-        </w:rPr>
+        <w:rPr>
+          <w:b/>
+          <w:bCs/>
+        </w:rPr>
+      </w:pPr>
+      <w:r>
+        <w:rPr>
+          <w:b/>
+          <w:bCs/>
+        </w:rPr>
+        <w:t>Questions</w:t>
+      </w:r>
+      <w:r>
+        <w:rPr>
+          <w:b/>
+          <w:bCs/>
+        </w:rPr>
+        <w:t>:</w:t>
+      </w:r>
+    </w:p>
+    <w:p>
+      <w:pPr>
+        <w:pStyle w:val="BodyText"/>
+        <w:numPr>
+          <w:ilvl w:val="0"/>
+          <w:numId w:val="6"/>
+        </w:numPr>
+      </w:pPr>
+      <w:r>
+        <w:t>What’s the computational cost of supporting multiple lights in fragment shaders, and how do engines typically optimize this (e.g., deferred rendering)?</w:t>
+      </w:r>
+    </w:p>
+    <w:p>
+      <w:pPr>
+        <w:pStyle w:val="BodyText"/>
+        <w:numPr>
+          <w:ilvl w:val="0"/>
+          <w:numId w:val="6"/>
+        </w:numPr>
+      </w:pPr>
+      <w:r>
+        <w:t>Is it more efficient to handle material variation via UBO updates per draw, or to use descriptor sets for each material?</w:t>
+      </w:r>
+    </w:p>
+    <w:p>
+      <w:pPr>
+        <w:pStyle w:val="BodyText"/>
+        <w:numPr>
+          <w:ilvl w:val="0"/>
+          <w:numId w:val="6"/>
+        </w:numPr>
+      </w:pPr>
+      <w:r>
+        <w:t>How would you extend this system to include attenuation (distance-based light falloff)?</w:t>
+      </w:r>
+    </w:p>
+    <w:p>
+      <w:pPr>
+        <w:pStyle w:val="BodyText"/>
+      </w:pPr>
+      <w:r>
         <w:drawing>
-          <wp:inline distT="0" distB="0" distL="0" distR="0" wp14:anchorId="2F9CD8B3" wp14:editId="7C910296">
-            <wp:extent cx="5943600" cy="2802255"/>
+          <wp:inline distT="0" distB="0" distL="0" distR="0" wp14:anchorId="7CC0AAF7" wp14:editId="1E8B195F">
+            <wp:extent cx="5943600" cy="2529205"/>
             <wp:effectExtent l="0" t="0" r="0" b="0"/>
-            <wp:docPr id="2129028468" name="Picture 1" descr="A screen shot of a computer&#10;&#10;AI-generated content may be incorrect."/>
+            <wp:docPr id="738908624" name="Picture 1" descr="A screen shot of a computer code&#10;&#10;AI-generated content may be incorrect."/>
             <wp:cNvGraphicFramePr>
               <a:graphicFrameLocks xmlns:a="http://schemas.openxmlformats.org/drawingml/2006/main" noChangeAspect="1"/>
             </wp:cNvGraphicFramePr>
@@ -1373,7 +1423,7 @@
               <a:graphicData uri="http://schemas.openxmlformats.org/drawingml/2006/picture">
                 <pic:pic xmlns:pic="http://schemas.openxmlformats.org/drawingml/2006/picture">
                   <pic:nvPicPr>
-                    <pic:cNvPr id="2129028468" name="Picture 1" descr="A screen shot of a computer&#10;&#10;AI-generated content may be incorrect."/>
+                    <pic:cNvPr id="738908624" name="Picture 1" descr="A screen shot of a computer code&#10;&#10;AI-generated content may be incorrect."/>
                     <pic:cNvPicPr/>
                   </pic:nvPicPr>
                   <pic:blipFill>
@@ -1385,7 +1435,7 @@
                   <pic:spPr>
                     <a:xfrm>
                       <a:off x="0" y="0"/>
-                      <a:ext cx="5943600" cy="2802255"/>
+                      <a:ext cx="5943600" cy="2529205"/>
                     </a:xfrm>
                     <a:prstGeom prst="rect">
                       <a:avLst/>
@@ -1402,21 +1452,13 @@
       <w:pPr>
         <w:pStyle w:val="BodyText"/>
       </w:pPr>
-    </w:p>
-    <w:p>
-      <w:pPr>
-        <w:pStyle w:val="BodyText"/>
-      </w:pPr>
-      <w:r>
-        <w:rPr>
-          <w:noProof/>
-        </w:rPr>
+      <w:r>
         <w:lastRenderedPageBreak/>
         <w:drawing>
-          <wp:inline distT="0" distB="0" distL="0" distR="0" wp14:anchorId="36724EC7" wp14:editId="6EE62D2B">
-            <wp:extent cx="5943600" cy="1945640"/>
+          <wp:inline distT="0" distB="0" distL="0" distR="0" wp14:anchorId="0A440EE2" wp14:editId="650AE6EC">
+            <wp:extent cx="5943600" cy="4660900"/>
             <wp:effectExtent l="0" t="0" r="0" b="0"/>
-            <wp:docPr id="214231261" name="Picture 1" descr="A screen shot of a computer program&#10;&#10;AI-generated content may be incorrect."/>
+            <wp:docPr id="1811594254" name="Picture 1" descr="A screenshot of a computer&#10;&#10;AI-generated content may be incorrect."/>
             <wp:cNvGraphicFramePr>
               <a:graphicFrameLocks xmlns:a="http://schemas.openxmlformats.org/drawingml/2006/main" noChangeAspect="1"/>
             </wp:cNvGraphicFramePr>
@@ -1424,7 +1466,7 @@
               <a:graphicData uri="http://schemas.openxmlformats.org/drawingml/2006/picture">
                 <pic:pic xmlns:pic="http://schemas.openxmlformats.org/drawingml/2006/picture">
                   <pic:nvPicPr>
-                    <pic:cNvPr id="214231261" name="Picture 1" descr="A screen shot of a computer program&#10;&#10;AI-generated content may be incorrect."/>
+                    <pic:cNvPr id="1811594254" name="Picture 1" descr="A screenshot of a computer&#10;&#10;AI-generated content may be incorrect."/>
                     <pic:cNvPicPr/>
                   </pic:nvPicPr>
                   <pic:blipFill>
@@ -1436,7 +1478,7 @@
                   <pic:spPr>
                     <a:xfrm>
                       <a:off x="0" y="0"/>
-                      <a:ext cx="5943600" cy="1945640"/>
+                      <a:ext cx="5943600" cy="4660900"/>
                     </a:xfrm>
                     <a:prstGeom prst="rect">
                       <a:avLst/>
@@ -1449,7 +1491,171 @@
         </w:drawing>
       </w:r>
     </w:p>
-    <w:p/>
+    <w:p>
+      <w:pPr>
+        <w:pStyle w:val="BodyText"/>
+      </w:pPr>
+      <w:r>
+        <w:drawing>
+          <wp:inline distT="0" distB="0" distL="0" distR="0" wp14:anchorId="7DE56147" wp14:editId="5168F13F">
+            <wp:extent cx="5943600" cy="2167255"/>
+            <wp:effectExtent l="0" t="0" r="0" b="0"/>
+            <wp:docPr id="570530119" name="Picture 1" descr="A screen shot of a computer program&#10;&#10;AI-generated content may be incorrect."/>
+            <wp:cNvGraphicFramePr>
+              <a:graphicFrameLocks xmlns:a="http://schemas.openxmlformats.org/drawingml/2006/main" noChangeAspect="1"/>
+            </wp:cNvGraphicFramePr>
+            <a:graphic xmlns:a="http://schemas.openxmlformats.org/drawingml/2006/main">
+              <a:graphicData uri="http://schemas.openxmlformats.org/drawingml/2006/picture">
+                <pic:pic xmlns:pic="http://schemas.openxmlformats.org/drawingml/2006/picture">
+                  <pic:nvPicPr>
+                    <pic:cNvPr id="570530119" name="Picture 1" descr="A screen shot of a computer program&#10;&#10;AI-generated content may be incorrect."/>
+                    <pic:cNvPicPr/>
+                  </pic:nvPicPr>
+                  <pic:blipFill>
+                    <a:blip r:embed="rId22"/>
+                    <a:stretch>
+                      <a:fillRect/>
+                    </a:stretch>
+                  </pic:blipFill>
+                  <pic:spPr>
+                    <a:xfrm>
+                      <a:off x="0" y="0"/>
+                      <a:ext cx="5943600" cy="2167255"/>
+                    </a:xfrm>
+                    <a:prstGeom prst="rect">
+                      <a:avLst/>
+                    </a:prstGeom>
+                  </pic:spPr>
+                </pic:pic>
+              </a:graphicData>
+            </a:graphic>
+          </wp:inline>
+        </w:drawing>
+      </w:r>
+    </w:p>
+    <w:p>
+      <w:pPr>
+        <w:pStyle w:val="BodyText"/>
+      </w:pPr>
+      <w:r>
+        <w:lastRenderedPageBreak/>
+        <w:drawing>
+          <wp:inline distT="0" distB="0" distL="0" distR="0" wp14:anchorId="3FAE3129" wp14:editId="71694B88">
+            <wp:extent cx="5943600" cy="6725920"/>
+            <wp:effectExtent l="0" t="0" r="0" b="0"/>
+            <wp:docPr id="2066215681" name="Picture 1" descr="A screenshot of a computer program&#10;&#10;AI-generated content may be incorrect."/>
+            <wp:cNvGraphicFramePr>
+              <a:graphicFrameLocks xmlns:a="http://schemas.openxmlformats.org/drawingml/2006/main" noChangeAspect="1"/>
+            </wp:cNvGraphicFramePr>
+            <a:graphic xmlns:a="http://schemas.openxmlformats.org/drawingml/2006/main">
+              <a:graphicData uri="http://schemas.openxmlformats.org/drawingml/2006/picture">
+                <pic:pic xmlns:pic="http://schemas.openxmlformats.org/drawingml/2006/picture">
+                  <pic:nvPicPr>
+                    <pic:cNvPr id="2066215681" name="Picture 1" descr="A screenshot of a computer program&#10;&#10;AI-generated content may be incorrect."/>
+                    <pic:cNvPicPr/>
+                  </pic:nvPicPr>
+                  <pic:blipFill>
+                    <a:blip r:embed="rId23"/>
+                    <a:stretch>
+                      <a:fillRect/>
+                    </a:stretch>
+                  </pic:blipFill>
+                  <pic:spPr>
+                    <a:xfrm>
+                      <a:off x="0" y="0"/>
+                      <a:ext cx="5943600" cy="6725920"/>
+                    </a:xfrm>
+                    <a:prstGeom prst="rect">
+                      <a:avLst/>
+                    </a:prstGeom>
+                  </pic:spPr>
+                </pic:pic>
+              </a:graphicData>
+            </a:graphic>
+          </wp:inline>
+        </w:drawing>
+      </w:r>
+    </w:p>
+    <w:p>
+      <w:r>
+        <w:lastRenderedPageBreak/>
+        <w:drawing>
+          <wp:inline distT="0" distB="0" distL="0" distR="0" wp14:anchorId="606EB8AE" wp14:editId="327D9DB0">
+            <wp:extent cx="5943600" cy="6614160"/>
+            <wp:effectExtent l="0" t="0" r="0" b="0"/>
+            <wp:docPr id="1665478049" name="Picture 1" descr="A screenshot of a computer program&#10;&#10;AI-generated content may be incorrect."/>
+            <wp:cNvGraphicFramePr>
+              <a:graphicFrameLocks xmlns:a="http://schemas.openxmlformats.org/drawingml/2006/main" noChangeAspect="1"/>
+            </wp:cNvGraphicFramePr>
+            <a:graphic xmlns:a="http://schemas.openxmlformats.org/drawingml/2006/main">
+              <a:graphicData uri="http://schemas.openxmlformats.org/drawingml/2006/picture">
+                <pic:pic xmlns:pic="http://schemas.openxmlformats.org/drawingml/2006/picture">
+                  <pic:nvPicPr>
+                    <pic:cNvPr id="1665478049" name="Picture 1" descr="A screenshot of a computer program&#10;&#10;AI-generated content may be incorrect."/>
+                    <pic:cNvPicPr/>
+                  </pic:nvPicPr>
+                  <pic:blipFill>
+                    <a:blip r:embed="rId24"/>
+                    <a:stretch>
+                      <a:fillRect/>
+                    </a:stretch>
+                  </pic:blipFill>
+                  <pic:spPr>
+                    <a:xfrm>
+                      <a:off x="0" y="0"/>
+                      <a:ext cx="5943600" cy="6614160"/>
+                    </a:xfrm>
+                    <a:prstGeom prst="rect">
+                      <a:avLst/>
+                    </a:prstGeom>
+                  </pic:spPr>
+                </pic:pic>
+              </a:graphicData>
+            </a:graphic>
+          </wp:inline>
+        </w:drawing>
+      </w:r>
+    </w:p>
+    <w:p>
+      <w:r>
+        <w:lastRenderedPageBreak/>
+        <w:drawing>
+          <wp:inline distT="0" distB="0" distL="0" distR="0" wp14:anchorId="3A2F92DD" wp14:editId="3ADF2669">
+            <wp:extent cx="5943600" cy="3493135"/>
+            <wp:effectExtent l="0" t="0" r="0" b="0"/>
+            <wp:docPr id="1010366881" name="Picture 1" descr="A screen shot of a computer program&#10;&#10;AI-generated content may be incorrect."/>
+            <wp:cNvGraphicFramePr>
+              <a:graphicFrameLocks xmlns:a="http://schemas.openxmlformats.org/drawingml/2006/main" noChangeAspect="1"/>
+            </wp:cNvGraphicFramePr>
+            <a:graphic xmlns:a="http://schemas.openxmlformats.org/drawingml/2006/main">
+              <a:graphicData uri="http://schemas.openxmlformats.org/drawingml/2006/picture">
+                <pic:pic xmlns:pic="http://schemas.openxmlformats.org/drawingml/2006/picture">
+                  <pic:nvPicPr>
+                    <pic:cNvPr id="1010366881" name="Picture 1" descr="A screen shot of a computer program&#10;&#10;AI-generated content may be incorrect."/>
+                    <pic:cNvPicPr/>
+                  </pic:nvPicPr>
+                  <pic:blipFill>
+                    <a:blip r:embed="rId25"/>
+                    <a:stretch>
+                      <a:fillRect/>
+                    </a:stretch>
+                  </pic:blipFill>
+                  <pic:spPr>
+                    <a:xfrm>
+                      <a:off x="0" y="0"/>
+                      <a:ext cx="5943600" cy="3493135"/>
+                    </a:xfrm>
+                    <a:prstGeom prst="rect">
+                      <a:avLst/>
+                    </a:prstGeom>
+                  </pic:spPr>
+                </pic:pic>
+              </a:graphicData>
+            </a:graphic>
+          </wp:inline>
+        </w:drawing>
+      </w:r>
+    </w:p>
     <w:sectPr>
       <w:pgSz w:w="12240" w:h="15840"/>
       <w:pgMar w:top="1440" w:right="1440" w:bottom="1440" w:left="1440" w:header="720" w:footer="720" w:gutter="0"/>
@@ -1507,22 +1713,22 @@
 <w:numbering xmlns:wpc="http://schemas.microsoft.com/office/word/2010/wordprocessingCanvas" xmlns:cx="http://schemas.microsoft.com/office/drawing/2014/chartex" xmlns:cx1="http://schemas.microsoft.com/office/drawing/2015/9/8/chartex" xmlns:cx2="http://schemas.microsoft.com/office/drawing/2015/10/21/chartex" xmlns:cx3="http://schemas.microsoft.com/office/drawing/2016/5/9/chartex" xmlns:cx4="http://schemas.microsoft.com/office/drawing/2016/5/10/chartex" xmlns:cx5="http://schemas.microsoft.com/office/drawing/2016/5/11/chartex" xmlns:cx6="http://schemas.microsoft.com/office/drawing/2016/5/12/chartex" xmlns:cx7="http://schemas.microsoft.com/office/drawing/2016/5/13/chartex" xmlns:cx8="http://schemas.microsoft.com/office/drawing/2016/5/14/chartex" xmlns:mc="http://schemas.openxmlformats.org/markup-compatibility/2006" xmlns:aink="http://schemas.microsoft.com/office/drawing/2016/ink" xmlns:am3d="http://schemas.microsoft.com/office/drawing/2017/model3d" xmlns:o="urn:schemas-microsoft-com:office:office" xmlns:oel="http://schemas.microsoft.com/office/2019/extlst" xmlns:r="http://schemas.openxmlformats.org/officeDocument/2006/relationships" xmlns:m="http://schemas.openxmlformats.org/officeDocument/2006/math" xmlns:v="urn:schemas-microsoft-com:vml" xmlns:wp14="http://schemas.microsoft.com/office/word/2010/wordprocessingDrawing" xmlns:wp="http://schemas.openxmlformats.org/drawingml/2006/wordprocessingDrawing" xmlns:w10="urn:schemas-microsoft-com:office:word" xmlns:w="http://schemas.openxmlformats.org/wordprocessingml/2006/main" xmlns:w14="http://schemas.microsoft.com/office/word/2010/wordml" xmlns:w15="http://schemas.microsoft.com/office/word/2012/wordml" xmlns:w16cex="http://schemas.microsoft.com/office/word/2018/wordml/cex" xmlns:w16cid="http://schemas.microsoft.com/office/word/2016/wordml/cid" xmlns:w16="http://schemas.microsoft.com/office/word/2018/wordml" xmlns:w16du="http://schemas.microsoft.com/office/word/2023/wordml/word16du" xmlns:w16sdtdh="http://schemas.microsoft.com/office/word/2020/wordml/sdtdatahash" xmlns:w16sdtfl="http://schemas.microsoft.com/office/word/2024/wordml/sdtformatlock" xmlns:w16se="http://schemas.microsoft.com/office/word/2015/wordml/symex" xmlns:wpg="http://schemas.microsoft.com/office/word/2010/wordprocessingGroup" xmlns:wpi="http://schemas.microsoft.com/office/word/2010/wordprocessingInk" xmlns:wne="http://schemas.microsoft.com/office/word/2006/wordml" xmlns:wps="http://schemas.microsoft.com/office/word/2010/wordprocessingShape" mc:Ignorable="w14 w15 w16se w16cid w16 w16cex w16sdtdh w16sdtfl w16du wp14">
   <w:numPicBullet w:numPicBulletId="0">
     <w:pict>
-      <v:rect id="_x0000_i1046" style="width:0;height:1.5pt" o:hralign="center" o:bullet="t" o:hrstd="t" o:hr="t"/>
+      <v:rect id="_x0000_i1126" style="width:0;height:1.5pt" o:hralign="center" o:bullet="t" o:hrstd="t" o:hr="t"/>
     </w:pict>
   </w:numPicBullet>
   <w:numPicBullet w:numPicBulletId="1">
     <w:pict>
-      <v:rect id="_x0000_i1047" style="width:0;height:1.5pt" o:hralign="center" o:bullet="t" o:hrstd="t" o:hr="t"/>
+      <v:rect id="_x0000_i1127" style="width:0;height:1.5pt" o:hralign="center" o:bullet="t" o:hrstd="t" o:hr="t"/>
     </w:pict>
   </w:numPicBullet>
   <w:numPicBullet w:numPicBulletId="2">
     <w:pict>
-      <v:rect id="_x0000_i1048" style="width:0;height:1.5pt" o:hralign="center" o:bullet="t" o:hrstd="t" o:hr="t"/>
+      <v:rect id="_x0000_i1128" style="width:0;height:1.5pt" o:hralign="center" o:bullet="t" o:hrstd="t" o:hr="t"/>
     </w:pict>
   </w:numPicBullet>
   <w:numPicBullet w:numPicBulletId="3">
     <w:pict>
-      <v:rect id="_x0000_i1049" style="width:0;height:1.5pt" o:hralign="center" o:bullet="t" o:hrstd="t" o:hr="t"/>
+      <v:rect id="_x0000_i1129" style="width:0;height:1.5pt" o:hralign="center" o:bullet="t" o:hrstd="t" o:hr="t"/>
     </w:pict>
   </w:numPicBullet>
   <w:abstractNum w:abstractNumId="0" w15:restartNumberingAfterBreak="0">
@@ -1839,6 +2045,119 @@
     </w:lvl>
   </w:abstractNum>
   <w:abstractNum w:abstractNumId="4" w15:restartNumberingAfterBreak="0">
+    <w:nsid w:val="719D6E1F"/>
+    <w:multiLevelType w:val="multilevel"/>
+    <w:tmpl w:val="C186B99E"/>
+    <w:lvl w:ilvl="0">
+      <w:start w:val="1"/>
+      <w:numFmt w:val="decimal"/>
+      <w:lvlText w:val="%1."/>
+      <w:lvlJc w:val="left"/>
+      <w:pPr>
+        <w:tabs>
+          <w:tab w:val="num" w:pos="720"/>
+        </w:tabs>
+        <w:ind w:left="720" w:hanging="360"/>
+      </w:pPr>
+    </w:lvl>
+    <w:lvl w:ilvl="1" w:tentative="1">
+      <w:start w:val="1"/>
+      <w:numFmt w:val="decimal"/>
+      <w:lvlText w:val="%2."/>
+      <w:lvlJc w:val="left"/>
+      <w:pPr>
+        <w:tabs>
+          <w:tab w:val="num" w:pos="1440"/>
+        </w:tabs>
+        <w:ind w:left="1440" w:hanging="360"/>
+      </w:pPr>
+    </w:lvl>
+    <w:lvl w:ilvl="2" w:tentative="1">
+      <w:start w:val="1"/>
+      <w:numFmt w:val="decimal"/>
+      <w:lvlText w:val="%3."/>
+      <w:lvlJc w:val="left"/>
+      <w:pPr>
+        <w:tabs>
+          <w:tab w:val="num" w:pos="2160"/>
+        </w:tabs>
+        <w:ind w:left="2160" w:hanging="360"/>
+      </w:pPr>
+    </w:lvl>
+    <w:lvl w:ilvl="3" w:tentative="1">
+      <w:start w:val="1"/>
+      <w:numFmt w:val="decimal"/>
+      <w:lvlText w:val="%4."/>
+      <w:lvlJc w:val="left"/>
+      <w:pPr>
+        <w:tabs>
+          <w:tab w:val="num" w:pos="2880"/>
+        </w:tabs>
+        <w:ind w:left="2880" w:hanging="360"/>
+      </w:pPr>
+    </w:lvl>
+    <w:lvl w:ilvl="4" w:tentative="1">
+      <w:start w:val="1"/>
+      <w:numFmt w:val="decimal"/>
+      <w:lvlText w:val="%5."/>
+      <w:lvlJc w:val="left"/>
+      <w:pPr>
+        <w:tabs>
+          <w:tab w:val="num" w:pos="3600"/>
+        </w:tabs>
+        <w:ind w:left="3600" w:hanging="360"/>
+      </w:pPr>
+    </w:lvl>
+    <w:lvl w:ilvl="5" w:tentative="1">
+      <w:start w:val="1"/>
+      <w:numFmt w:val="decimal"/>
+      <w:lvlText w:val="%6."/>
+      <w:lvlJc w:val="left"/>
+      <w:pPr>
+        <w:tabs>
+          <w:tab w:val="num" w:pos="4320"/>
+        </w:tabs>
+        <w:ind w:left="4320" w:hanging="360"/>
+      </w:pPr>
+    </w:lvl>
+    <w:lvl w:ilvl="6" w:tentative="1">
+      <w:start w:val="1"/>
+      <w:numFmt w:val="decimal"/>
+      <w:lvlText w:val="%7."/>
+      <w:lvlJc w:val="left"/>
+      <w:pPr>
+        <w:tabs>
+          <w:tab w:val="num" w:pos="5040"/>
+        </w:tabs>
+        <w:ind w:left="5040" w:hanging="360"/>
+      </w:pPr>
+    </w:lvl>
+    <w:lvl w:ilvl="7" w:tentative="1">
+      <w:start w:val="1"/>
+      <w:numFmt w:val="decimal"/>
+      <w:lvlText w:val="%8."/>
+      <w:lvlJc w:val="left"/>
+      <w:pPr>
+        <w:tabs>
+          <w:tab w:val="num" w:pos="5760"/>
+        </w:tabs>
+        <w:ind w:left="5760" w:hanging="360"/>
+      </w:pPr>
+    </w:lvl>
+    <w:lvl w:ilvl="8" w:tentative="1">
+      <w:start w:val="1"/>
+      <w:numFmt w:val="decimal"/>
+      <w:lvlText w:val="%9."/>
+      <w:lvlJc w:val="left"/>
+      <w:pPr>
+        <w:tabs>
+          <w:tab w:val="num" w:pos="6480"/>
+        </w:tabs>
+        <w:ind w:left="6480" w:hanging="360"/>
+      </w:pPr>
+    </w:lvl>
+  </w:abstractNum>
+  <w:abstractNum w:abstractNumId="5" w15:restartNumberingAfterBreak="0">
     <w:nsid w:val="7CA4711C"/>
     <w:multiLevelType w:val="hybridMultilevel"/>
     <w:tmpl w:val="37C86938"/>
@@ -1955,7 +2274,7 @@
     <w:abstractNumId w:val="1"/>
   </w:num>
   <w:num w:numId="2" w16cid:durableId="1809126086">
-    <w:abstractNumId w:val="4"/>
+    <w:abstractNumId w:val="5"/>
   </w:num>
   <w:num w:numId="3" w16cid:durableId="1321806448">
     <w:abstractNumId w:val="0"/>
@@ -1977,6 +2296,9 @@
   </w:num>
   <w:num w:numId="5" w16cid:durableId="188882040">
     <w:abstractNumId w:val="3"/>
+  </w:num>
+  <w:num w:numId="6" w16cid:durableId="1255163205">
+    <w:abstractNumId w:val="4"/>
   </w:num>
 </w:numbering>
 </file>
@@ -2424,7 +2746,6 @@
   <w:style w:type="character" w:default="1" w:styleId="DefaultParagraphFont">
     <w:name w:val="Default Paragraph Font"/>
     <w:uiPriority w:val="1"/>
-    <w:semiHidden/>
     <w:unhideWhenUsed/>
   </w:style>
   <w:style w:type="table" w:default="1" w:styleId="TableNormal">
